--- a/Calendario2026/Ejercicios/5_Subredes/Ejercicio5.docx
+++ b/Calendario2026/Ejercicios/5_Subredes/Ejercicio5.docx
@@ -164,7 +164,7 @@
                                     </pic:cNvPicPr>
                                   </pic:nvPicPr>
                                   <pic:blipFill>
-                                    <a:blip r:embed="rId8">
+                                    <a:blip r:embed="rId7">
                                       <a:extLst>
                                         <a:ext uri="{28A0092B-C50C-407E-A947-70E740481C1C}">
                                           <a14:useLocalDpi xmlns:a14="http://schemas.microsoft.com/office/drawing/2010/main" val="0"/>
@@ -308,7 +308,7 @@
                     </pic:cNvPicPr>
                   </pic:nvPicPr>
                   <pic:blipFill>
-                    <a:blip r:embed="rId9" cstate="print">
+                    <a:blip r:embed="rId8" cstate="print">
                       <a:extLst>
                         <a:ext uri="{28A0092B-C50C-407E-A947-70E740481C1C}">
                           <a14:useLocalDpi xmlns:a14="http://schemas.microsoft.com/office/drawing/2010/main" val="0"/>
@@ -2700,7 +2700,7 @@
                     </pic:cNvPicPr>
                   </pic:nvPicPr>
                   <pic:blipFill>
-                    <a:blip r:embed="rId10" cstate="print"/>
+                    <a:blip r:embed="rId9" cstate="print"/>
                     <a:stretch>
                       <a:fillRect/>
                     </a:stretch>
@@ -2985,8 +2985,9 @@
         <w:tc>
           <w:tcPr>
             <w:tcW w:w="1415" w:type="dxa"/>
+            <w:vMerge w:val="restart"/>
             <w:shd w:val="clear" w:color="auto" w:fill="FFFFFF" w:themeFill="background1"/>
-            <w:vAlign w:val="bottom"/>
+            <w:vAlign w:val="center"/>
           </w:tcPr>
           <w:p>
             <w:pPr>
@@ -3074,13 +3075,7 @@
               <w:rPr>
                 <w:rFonts w:cs="Arial"/>
               </w:rPr>
-              <w:t>N/</w:t>
-            </w:r>
-            <w:r>
-              <w:rPr>
-                <w:rFonts w:cs="Arial"/>
-              </w:rPr>
-              <w:t>A</w:t>
+              <w:t>N/A</w:t>
             </w:r>
           </w:p>
         </w:tc>
@@ -3094,6 +3089,7 @@
         <w:tc>
           <w:tcPr>
             <w:tcW w:w="1415" w:type="dxa"/>
+            <w:vMerge/>
             <w:shd w:val="clear" w:color="auto" w:fill="FFFFFF" w:themeFill="background1"/>
             <w:vAlign w:val="bottom"/>
           </w:tcPr>
@@ -3177,13 +3173,7 @@
               <w:rPr>
                 <w:rFonts w:cs="Arial"/>
               </w:rPr>
-              <w:t>N/</w:t>
-            </w:r>
-            <w:r>
-              <w:rPr>
-                <w:rFonts w:cs="Arial"/>
-              </w:rPr>
-              <w:t>A</w:t>
+              <w:t>N/A</w:t>
             </w:r>
           </w:p>
         </w:tc>
@@ -3197,6 +3187,7 @@
         <w:tc>
           <w:tcPr>
             <w:tcW w:w="1415" w:type="dxa"/>
+            <w:vMerge/>
             <w:shd w:val="clear" w:color="auto" w:fill="FFFFFF" w:themeFill="background1"/>
             <w:vAlign w:val="bottom"/>
           </w:tcPr>
@@ -3280,13 +3271,7 @@
               <w:rPr>
                 <w:rFonts w:cs="Arial"/>
               </w:rPr>
-              <w:t>N/</w:t>
-            </w:r>
-            <w:r>
-              <w:rPr>
-                <w:rFonts w:cs="Arial"/>
-              </w:rPr>
-              <w:t>A</w:t>
+              <w:t>N/A</w:t>
             </w:r>
           </w:p>
         </w:tc>
@@ -3300,6 +3285,7 @@
         <w:tc>
           <w:tcPr>
             <w:tcW w:w="1415" w:type="dxa"/>
+            <w:vMerge/>
             <w:shd w:val="clear" w:color="auto" w:fill="FFFFFF" w:themeFill="background1"/>
             <w:vAlign w:val="bottom"/>
           </w:tcPr>
@@ -3383,13 +3369,7 @@
               <w:rPr>
                 <w:rFonts w:cs="Arial"/>
               </w:rPr>
-              <w:t>N/</w:t>
-            </w:r>
-            <w:r>
-              <w:rPr>
-                <w:rFonts w:cs="Arial"/>
-              </w:rPr>
-              <w:t>A</w:t>
+              <w:t>N/A</w:t>
             </w:r>
           </w:p>
         </w:tc>
@@ -3696,7 +3676,7 @@
       </w:pPr>
     </w:p>
     <w:sectPr>
-      <w:footerReference w:type="default" r:id="rId11"/>
+      <w:footerReference w:type="default" r:id="rId10"/>
       <w:pgSz w:w="12240" w:h="15840"/>
       <w:pgMar w:top="851" w:right="1080" w:bottom="426" w:left="1080" w:header="720" w:footer="720" w:gutter="0"/>
       <w:cols w:space="720"/>
